--- a/public/gallery/examples/data-scientist/ja/resume.docx
+++ b/public/gallery/examples/data-scientist/ja/resume.docx
@@ -66,7 +66,7 @@
         </w:rPr>
         <w:t xml:space="preserve">📧 </w:t>
       </w:r>
-      <w:hyperlink w:history="1" r:id="rId4fntx_r9qqrg8h8dgusrr">
+      <w:hyperlink w:history="1" r:id="rIdahr1keal6u_qr9pnqmavp">
         <w:r>
           <w:rPr>
             <w:sz w:val="18"/>
@@ -89,7 +89,7 @@
         </w:rPr>
         <w:t xml:space="preserve">🔗 </w:t>
       </w:r>
-      <w:hyperlink w:history="1" r:id="rIdul7vfxvicikalqr4zfn5y">
+      <w:hyperlink w:history="1" r:id="rIdefbdaexmufhsq-7jn40p8">
         <w:r>
           <w:rPr>
             <w:sz w:val="18"/>
@@ -124,7 +124,7 @@
         <w:spacing w:after="200" w:line="276"/>
         <w:jc w:val="center"/>
       </w:pPr>
-      <w:hyperlink w:history="1" r:id="rIdpdwkocrknnkctz2zkoeuv">
+      <w:hyperlink w:history="1" r:id="rId3pwd7wivqihwu2uwwj2-a">
         <w:r>
           <w:rPr>
             <w:sz w:val="18"/>
@@ -140,7 +140,7 @@
         </w:rPr>
         <w:t xml:space="preserve"> • </w:t>
       </w:r>
-      <w:hyperlink w:history="1" r:id="rIdjgni8lnwf9qfxhei1th5y">
+      <w:hyperlink w:history="1" r:id="rIdddebn5rw0glxdibg44tjs">
         <w:r>
           <w:rPr>
             <w:sz w:val="18"/>
@@ -300,7 +300,7 @@
         </w:rPr>
         <w:t xml:space="preserve">	</w:t>
       </w:r>
-      <w:hyperlink w:history="1" r:id="rId1yrjsai-sikhpyjzqa64d">
+      <w:hyperlink w:history="1" r:id="rIdmini8x3oq2spwgwnenoex">
         <w:r>
           <w:rPr>
             <w:sz w:val="18"/>
@@ -463,7 +463,7 @@
         </w:rPr>
         <w:t xml:space="preserve">	</w:t>
       </w:r>
-      <w:hyperlink w:history="1" r:id="rId-g3mdw1azxymrvz9w_9nb">
+      <w:hyperlink w:history="1" r:id="rId7a2x-g5in8pfj9fnrocfs">
         <w:r>
           <w:rPr>
             <w:sz w:val="18"/>
@@ -626,7 +626,7 @@
         </w:rPr>
         <w:t xml:space="preserve">	</w:t>
       </w:r>
-      <w:hyperlink w:history="1" r:id="rId5ydgokqdj76mxhmu_fi7e">
+      <w:hyperlink w:history="1" r:id="rIdbw0z0zni-dh5ftflr-6uk">
         <w:r>
           <w:rPr>
             <w:sz w:val="18"/>
@@ -1012,7 +1012,7 @@
         </w:rPr>
         <w:t xml:space="preserve">	</w:t>
       </w:r>
-      <w:hyperlink w:history="1" r:id="rIdd_dtxbq2m24edbez5op9x">
+      <w:hyperlink w:history="1" r:id="rIdelprkk_ki4eoggemmre4i">
         <w:r>
           <w:rPr>
             <w:sz w:val="18"/>
@@ -1097,7 +1097,7 @@
         </w:rPr>
         <w:t xml:space="preserve">	</w:t>
       </w:r>
-      <w:hyperlink w:history="1" r:id="rIdko0ip4l7wtbgasyng8crt">
+      <w:hyperlink w:history="1" r:id="rIdgkmsb8vr_duxcqjexnt2i">
         <w:r>
           <w:rPr>
             <w:sz w:val="18"/>
@@ -1194,7 +1194,7 @@
         </w:rPr>
         <w:t xml:space="preserve">	</w:t>
       </w:r>
-      <w:hyperlink w:history="1" r:id="rIdfh4lb__pipvvcccxujzmt">
+      <w:hyperlink w:history="1" r:id="rIdn9kyjazl4umeqcuyhfrct">
         <w:r>
           <w:rPr>
             <w:sz w:val="18"/>
@@ -1418,7 +1418,7 @@
         </w:rPr>
         <w:t xml:space="preserve">	</w:t>
       </w:r>
-      <w:hyperlink w:history="1" r:id="rIdnfp8sg3sdjckewgrc4fy2">
+      <w:hyperlink w:history="1" r:id="rIdtleiodesb3odlpnn8qjmh">
         <w:r>
           <w:rPr>
             <w:sz w:val="18"/>
